--- a/paper/manuscript/tables/tables.docx
+++ b/paper/manuscript/tables/tables.docx
@@ -458,7 +458,7 @@
                 <w:rFonts w:ascii="Arial" w:hAnsi="Arial"/>
                 <w:sz w:val="16"/>
               </w:rPr>
-              <w:t>H2 held inconclusive on one family (Fig. 3e); an over-merging of families reported (Supplementary Fig. 1)</w:t>
+              <w:t>H5 held inconclusive on one family (Fig. 3e); an over-merging of families reported (Supplementary Fig. 1)</w:t>
             </w:r>
           </w:p>
         </w:tc>
